--- a/Courier Management-db.docx
+++ b/Courier Management-db.docx
@@ -67,7 +67,6 @@
                 <w:szCs w:val="24"/>
               </w:rPr>
             </w:pPr>
-            <w:bookmarkStart w:id="0" w:name="_GoBack" w:colFirst="0" w:colLast="2"/>
             <w:r>
               <w:rPr>
                 <w:b/>
@@ -132,7 +131,6 @@
           </w:p>
         </w:tc>
       </w:tr>
-      <w:bookmarkEnd w:id="0"/>
       <w:tr>
         <w:tc>
           <w:tcPr>
@@ -9803,6 +9801,13 @@
       <w:pPr>
         <w:rPr>
           <w:color w:val="4472C4" w:themeColor="accent1"/>
+        </w:rPr>
+      </w:pPr>
+    </w:p>
+    <w:p>
+      <w:pPr>
+        <w:rPr>
+          <w:color w:val="4472C4" w:themeColor="accent1"/>
           <w:sz w:val="36"/>
           <w:szCs w:val="36"/>
         </w:rPr>
@@ -9813,7 +9818,822 @@
           <w:sz w:val="36"/>
           <w:szCs w:val="36"/>
         </w:rPr>
-        <w:t>14.notifications</w:t>
+        <w:t>1</w:t>
+      </w:r>
+      <w:r>
+        <w:rPr>
+          <w:color w:val="4472C4" w:themeColor="accent1"/>
+          <w:sz w:val="36"/>
+          <w:szCs w:val="36"/>
+        </w:rPr>
+        <w:t>4</w:t>
+      </w:r>
+      <w:r>
+        <w:rPr>
+          <w:color w:val="4472C4" w:themeColor="accent1"/>
+          <w:sz w:val="36"/>
+          <w:szCs w:val="36"/>
+        </w:rPr>
+        <w:t>.</w:t>
+      </w:r>
+      <w:r>
+        <w:rPr>
+          <w:color w:val="4472C4" w:themeColor="accent1"/>
+          <w:sz w:val="36"/>
+          <w:szCs w:val="36"/>
+        </w:rPr>
+        <w:t>Support_tickets</w:t>
+      </w:r>
+    </w:p>
+    <w:tbl>
+      <w:tblPr>
+        <w:tblStyle w:val="TableGrid"/>
+        <w:tblW w:w="0" w:type="auto"/>
+        <w:tblLook w:val="04A0" w:firstRow="1" w:lastRow="0" w:firstColumn="1" w:lastColumn="0" w:noHBand="0" w:noVBand="1"/>
+      </w:tblPr>
+      <w:tblGrid>
+        <w:gridCol w:w="3116"/>
+        <w:gridCol w:w="3117"/>
+        <w:gridCol w:w="3117"/>
+      </w:tblGrid>
+      <w:tr>
+        <w:tc>
+          <w:tcPr>
+            <w:tcW w:w="3116" w:type="dxa"/>
+            <w:shd w:val="clear" w:color="auto" w:fill="F4B083" w:themeFill="accent2" w:themeFillTint="99"/>
+          </w:tcPr>
+          <w:p>
+            <w:pPr>
+              <w:jc w:val="center"/>
+            </w:pPr>
+            <w:r>
+              <w:rPr>
+                <w:b/>
+                <w:sz w:val="24"/>
+                <w:szCs w:val="24"/>
+              </w:rPr>
+              <w:t>column</w:t>
+            </w:r>
+          </w:p>
+        </w:tc>
+        <w:tc>
+          <w:tcPr>
+            <w:tcW w:w="3117" w:type="dxa"/>
+            <w:shd w:val="clear" w:color="auto" w:fill="F4B083" w:themeFill="accent2" w:themeFillTint="99"/>
+          </w:tcPr>
+          <w:p>
+            <w:pPr>
+              <w:jc w:val="center"/>
+              <w:rPr>
+                <w:color w:val="4472C4" w:themeColor="accent1"/>
+              </w:rPr>
+            </w:pPr>
+            <w:r>
+              <w:rPr>
+                <w:b/>
+                <w:sz w:val="24"/>
+                <w:szCs w:val="24"/>
+              </w:rPr>
+              <w:t>type</w:t>
+            </w:r>
+          </w:p>
+        </w:tc>
+        <w:tc>
+          <w:tcPr>
+            <w:tcW w:w="3117" w:type="dxa"/>
+            <w:shd w:val="clear" w:color="auto" w:fill="F4B083" w:themeFill="accent2" w:themeFillTint="99"/>
+          </w:tcPr>
+          <w:p>
+            <w:pPr>
+              <w:jc w:val="center"/>
+              <w:rPr>
+                <w:color w:val="4472C4" w:themeColor="accent1"/>
+              </w:rPr>
+            </w:pPr>
+            <w:r>
+              <w:rPr>
+                <w:b/>
+                <w:sz w:val="24"/>
+                <w:szCs w:val="24"/>
+              </w:rPr>
+              <w:t>comment</w:t>
+            </w:r>
+          </w:p>
+        </w:tc>
+      </w:tr>
+      <w:tr>
+        <w:tc>
+          <w:tcPr>
+            <w:tcW w:w="3116" w:type="dxa"/>
+          </w:tcPr>
+          <w:p>
+            <w:pPr>
+              <w:jc w:val="center"/>
+              <w:rPr>
+                <w:rFonts w:asciiTheme="majorHAnsi" w:hAnsiTheme="majorHAnsi" w:cstheme="majorHAnsi"/>
+              </w:rPr>
+            </w:pPr>
+            <w:r>
+              <w:rPr>
+                <w:rFonts w:asciiTheme="majorHAnsi" w:hAnsiTheme="majorHAnsi" w:cstheme="majorHAnsi"/>
+              </w:rPr>
+              <w:t>id</w:t>
+            </w:r>
+          </w:p>
+        </w:tc>
+        <w:tc>
+          <w:tcPr>
+            <w:tcW w:w="3117" w:type="dxa"/>
+          </w:tcPr>
+          <w:p>
+            <w:pPr>
+              <w:jc w:val="center"/>
+              <w:rPr>
+                <w:rFonts w:cstheme="minorHAnsi"/>
+              </w:rPr>
+            </w:pPr>
+            <w:r>
+              <w:rPr>
+                <w:rFonts w:cstheme="minorHAnsi"/>
+                <w:shd w:val="clear" w:color="auto" w:fill="FFFFFF"/>
+              </w:rPr>
+              <w:t>INT (11)</w:t>
+            </w:r>
+          </w:p>
+        </w:tc>
+        <w:tc>
+          <w:tcPr>
+            <w:tcW w:w="3117" w:type="dxa"/>
+          </w:tcPr>
+          <w:p>
+            <w:pPr>
+              <w:jc w:val="center"/>
+              <w:rPr>
+                <w:color w:val="4472C4" w:themeColor="accent1"/>
+              </w:rPr>
+            </w:pPr>
+            <w:bookmarkStart w:id="0" w:name="_GoBack"/>
+            <w:r>
+              <w:t>pk</w:t>
+            </w:r>
+            <w:bookmarkEnd w:id="0"/>
+          </w:p>
+        </w:tc>
+      </w:tr>
+      <w:tr>
+        <w:tc>
+          <w:tcPr>
+            <w:tcW w:w="3116" w:type="dxa"/>
+          </w:tcPr>
+          <w:p>
+            <w:pPr>
+              <w:jc w:val="center"/>
+              <w:rPr>
+                <w:rFonts w:asciiTheme="majorHAnsi" w:hAnsiTheme="majorHAnsi" w:cstheme="majorHAnsi"/>
+              </w:rPr>
+            </w:pPr>
+            <w:proofErr w:type="spellStart"/>
+            <w:r>
+              <w:rPr>
+                <w:rFonts w:asciiTheme="majorHAnsi" w:hAnsiTheme="majorHAnsi" w:cstheme="majorHAnsi"/>
+              </w:rPr>
+              <w:t>User_id</w:t>
+            </w:r>
+            <w:proofErr w:type="spellEnd"/>
+          </w:p>
+        </w:tc>
+        <w:tc>
+          <w:tcPr>
+            <w:tcW w:w="3117" w:type="dxa"/>
+          </w:tcPr>
+          <w:p>
+            <w:pPr>
+              <w:jc w:val="center"/>
+            </w:pPr>
+            <w:r>
+              <w:rPr>
+                <w:rFonts w:cstheme="minorHAnsi"/>
+                <w:shd w:val="clear" w:color="auto" w:fill="FFFFFF"/>
+              </w:rPr>
+              <w:t>INT (11)</w:t>
+            </w:r>
+          </w:p>
+        </w:tc>
+        <w:tc>
+          <w:tcPr>
+            <w:tcW w:w="3117" w:type="dxa"/>
+          </w:tcPr>
+          <w:p>
+            <w:pPr>
+              <w:rPr>
+                <w:color w:val="4472C4" w:themeColor="accent1"/>
+              </w:rPr>
+            </w:pPr>
+          </w:p>
+        </w:tc>
+      </w:tr>
+      <w:tr>
+        <w:tc>
+          <w:tcPr>
+            <w:tcW w:w="3116" w:type="dxa"/>
+          </w:tcPr>
+          <w:p>
+            <w:pPr>
+              <w:jc w:val="center"/>
+              <w:rPr>
+                <w:rFonts w:asciiTheme="majorHAnsi" w:hAnsiTheme="majorHAnsi" w:cstheme="majorHAnsi"/>
+              </w:rPr>
+            </w:pPr>
+            <w:proofErr w:type="spellStart"/>
+            <w:r>
+              <w:rPr>
+                <w:rFonts w:asciiTheme="majorHAnsi" w:hAnsiTheme="majorHAnsi" w:cstheme="majorHAnsi"/>
+              </w:rPr>
+              <w:t>Parcel_id</w:t>
+            </w:r>
+            <w:proofErr w:type="spellEnd"/>
+          </w:p>
+        </w:tc>
+        <w:tc>
+          <w:tcPr>
+            <w:tcW w:w="3117" w:type="dxa"/>
+          </w:tcPr>
+          <w:p>
+            <w:pPr>
+              <w:jc w:val="center"/>
+            </w:pPr>
+            <w:r>
+              <w:rPr>
+                <w:rFonts w:cstheme="minorHAnsi"/>
+                <w:shd w:val="clear" w:color="auto" w:fill="FFFFFF"/>
+              </w:rPr>
+              <w:t>INT (11)</w:t>
+            </w:r>
+          </w:p>
+        </w:tc>
+        <w:tc>
+          <w:tcPr>
+            <w:tcW w:w="3117" w:type="dxa"/>
+          </w:tcPr>
+          <w:p>
+            <w:pPr>
+              <w:rPr>
+                <w:color w:val="4472C4" w:themeColor="accent1"/>
+              </w:rPr>
+            </w:pPr>
+          </w:p>
+        </w:tc>
+      </w:tr>
+      <w:tr>
+        <w:tc>
+          <w:tcPr>
+            <w:tcW w:w="3116" w:type="dxa"/>
+          </w:tcPr>
+          <w:p>
+            <w:pPr>
+              <w:jc w:val="center"/>
+              <w:rPr>
+                <w:rFonts w:asciiTheme="majorHAnsi" w:hAnsiTheme="majorHAnsi" w:cstheme="majorHAnsi"/>
+              </w:rPr>
+            </w:pPr>
+            <w:r>
+              <w:rPr>
+                <w:rFonts w:asciiTheme="majorHAnsi" w:hAnsiTheme="majorHAnsi" w:cstheme="majorHAnsi"/>
+              </w:rPr>
+              <w:t>subject</w:t>
+            </w:r>
+          </w:p>
+        </w:tc>
+        <w:tc>
+          <w:tcPr>
+            <w:tcW w:w="3117" w:type="dxa"/>
+          </w:tcPr>
+          <w:p>
+            <w:pPr>
+              <w:jc w:val="center"/>
+              <w:rPr>
+                <w:rFonts w:cstheme="minorHAnsi"/>
+              </w:rPr>
+            </w:pPr>
+            <w:proofErr w:type="gramStart"/>
+            <w:r>
+              <w:rPr>
+                <w:rFonts w:cstheme="minorHAnsi"/>
+                <w:shd w:val="clear" w:color="auto" w:fill="FFFFFF"/>
+              </w:rPr>
+              <w:t>VARCHAR(</w:t>
+            </w:r>
+            <w:proofErr w:type="gramEnd"/>
+            <w:r>
+              <w:rPr>
+                <w:rFonts w:cstheme="minorHAnsi"/>
+                <w:shd w:val="clear" w:color="auto" w:fill="FFFFFF"/>
+              </w:rPr>
+              <w:t>255)</w:t>
+            </w:r>
+          </w:p>
+        </w:tc>
+        <w:tc>
+          <w:tcPr>
+            <w:tcW w:w="3117" w:type="dxa"/>
+          </w:tcPr>
+          <w:p>
+            <w:pPr>
+              <w:rPr>
+                <w:color w:val="4472C4" w:themeColor="accent1"/>
+              </w:rPr>
+            </w:pPr>
+          </w:p>
+        </w:tc>
+      </w:tr>
+      <w:tr>
+        <w:tc>
+          <w:tcPr>
+            <w:tcW w:w="3116" w:type="dxa"/>
+          </w:tcPr>
+          <w:p>
+            <w:pPr>
+              <w:jc w:val="center"/>
+              <w:rPr>
+                <w:rFonts w:asciiTheme="majorHAnsi" w:hAnsiTheme="majorHAnsi" w:cstheme="majorHAnsi"/>
+              </w:rPr>
+            </w:pPr>
+            <w:r>
+              <w:rPr>
+                <w:rFonts w:asciiTheme="majorHAnsi" w:hAnsiTheme="majorHAnsi" w:cstheme="majorHAnsi"/>
+              </w:rPr>
+              <w:t>message</w:t>
+            </w:r>
+          </w:p>
+        </w:tc>
+        <w:tc>
+          <w:tcPr>
+            <w:tcW w:w="3117" w:type="dxa"/>
+          </w:tcPr>
+          <w:p>
+            <w:pPr>
+              <w:jc w:val="center"/>
+              <w:rPr>
+                <w:rFonts w:cstheme="minorHAnsi"/>
+              </w:rPr>
+            </w:pPr>
+            <w:r>
+              <w:rPr>
+                <w:rFonts w:cstheme="minorHAnsi"/>
+                <w:shd w:val="clear" w:color="auto" w:fill="FFFFFF"/>
+              </w:rPr>
+              <w:t>TEXT</w:t>
+            </w:r>
+          </w:p>
+        </w:tc>
+        <w:tc>
+          <w:tcPr>
+            <w:tcW w:w="3117" w:type="dxa"/>
+          </w:tcPr>
+          <w:p>
+            <w:pPr>
+              <w:rPr>
+                <w:color w:val="4472C4" w:themeColor="accent1"/>
+              </w:rPr>
+            </w:pPr>
+          </w:p>
+        </w:tc>
+      </w:tr>
+      <w:tr>
+        <w:tc>
+          <w:tcPr>
+            <w:tcW w:w="3116" w:type="dxa"/>
+          </w:tcPr>
+          <w:p>
+            <w:pPr>
+              <w:jc w:val="center"/>
+              <w:rPr>
+                <w:rFonts w:asciiTheme="majorHAnsi" w:hAnsiTheme="majorHAnsi" w:cstheme="majorHAnsi"/>
+              </w:rPr>
+            </w:pPr>
+            <w:proofErr w:type="spellStart"/>
+            <w:r>
+              <w:rPr>
+                <w:rFonts w:asciiTheme="majorHAnsi" w:hAnsiTheme="majorHAnsi" w:cstheme="majorHAnsi"/>
+              </w:rPr>
+              <w:t>admin_reply</w:t>
+            </w:r>
+            <w:proofErr w:type="spellEnd"/>
+          </w:p>
+        </w:tc>
+        <w:tc>
+          <w:tcPr>
+            <w:tcW w:w="3117" w:type="dxa"/>
+          </w:tcPr>
+          <w:p>
+            <w:pPr>
+              <w:jc w:val="center"/>
+              <w:rPr>
+                <w:rFonts w:cstheme="minorHAnsi"/>
+              </w:rPr>
+            </w:pPr>
+            <w:r>
+              <w:rPr>
+                <w:rFonts w:cstheme="minorHAnsi"/>
+                <w:shd w:val="clear" w:color="auto" w:fill="FFFFFF"/>
+              </w:rPr>
+              <w:t>TEXT</w:t>
+            </w:r>
+          </w:p>
+        </w:tc>
+        <w:tc>
+          <w:tcPr>
+            <w:tcW w:w="3117" w:type="dxa"/>
+          </w:tcPr>
+          <w:p>
+            <w:pPr>
+              <w:rPr>
+                <w:color w:val="4472C4" w:themeColor="accent1"/>
+              </w:rPr>
+            </w:pPr>
+          </w:p>
+        </w:tc>
+      </w:tr>
+      <w:tr>
+        <w:tc>
+          <w:tcPr>
+            <w:tcW w:w="3116" w:type="dxa"/>
+          </w:tcPr>
+          <w:p>
+            <w:pPr>
+              <w:jc w:val="center"/>
+              <w:rPr>
+                <w:rFonts w:asciiTheme="majorHAnsi" w:hAnsiTheme="majorHAnsi" w:cstheme="majorHAnsi"/>
+              </w:rPr>
+            </w:pPr>
+            <w:r>
+              <w:rPr>
+                <w:rFonts w:asciiTheme="majorHAnsi" w:hAnsiTheme="majorHAnsi" w:cstheme="majorHAnsi"/>
+              </w:rPr>
+              <w:t>status</w:t>
+            </w:r>
+          </w:p>
+        </w:tc>
+        <w:tc>
+          <w:tcPr>
+            <w:tcW w:w="3117" w:type="dxa"/>
+          </w:tcPr>
+          <w:p>
+            <w:pPr>
+              <w:jc w:val="center"/>
+              <w:rPr>
+                <w:rFonts w:cstheme="minorHAnsi"/>
+              </w:rPr>
+            </w:pPr>
+            <w:proofErr w:type="gramStart"/>
+            <w:r>
+              <w:rPr>
+                <w:rFonts w:cstheme="minorHAnsi"/>
+                <w:shd w:val="clear" w:color="auto" w:fill="FFFFFF"/>
+              </w:rPr>
+              <w:t>TINYINT(</w:t>
+            </w:r>
+            <w:proofErr w:type="gramEnd"/>
+            <w:r>
+              <w:rPr>
+                <w:rFonts w:cstheme="minorHAnsi"/>
+                <w:shd w:val="clear" w:color="auto" w:fill="FFFFFF"/>
+              </w:rPr>
+              <w:t>4)</w:t>
+            </w:r>
+          </w:p>
+        </w:tc>
+        <w:tc>
+          <w:tcPr>
+            <w:tcW w:w="3117" w:type="dxa"/>
+          </w:tcPr>
+          <w:p>
+            <w:pPr>
+              <w:jc w:val="center"/>
+              <w:rPr>
+                <w:rFonts w:cstheme="minorHAnsi"/>
+                <w:color w:val="4472C4" w:themeColor="accent1"/>
+              </w:rPr>
+            </w:pPr>
+            <w:r>
+              <w:rPr>
+                <w:rFonts w:cstheme="minorHAnsi"/>
+                <w:color w:val="0F1115"/>
+                <w:shd w:val="clear" w:color="auto" w:fill="FFFFFF"/>
+              </w:rPr>
+              <w:t>0=Open, 1=In Progress, 2=Closed</w:t>
+            </w:r>
+          </w:p>
+        </w:tc>
+      </w:tr>
+      <w:tr>
+        <w:tc>
+          <w:tcPr>
+            <w:tcW w:w="3116" w:type="dxa"/>
+          </w:tcPr>
+          <w:p>
+            <w:pPr>
+              <w:jc w:val="center"/>
+              <w:rPr>
+                <w:rFonts w:asciiTheme="majorHAnsi" w:hAnsiTheme="majorHAnsi" w:cstheme="majorHAnsi"/>
+              </w:rPr>
+            </w:pPr>
+            <w:proofErr w:type="spellStart"/>
+            <w:r>
+              <w:rPr>
+                <w:rFonts w:asciiTheme="majorHAnsi" w:hAnsiTheme="majorHAnsi" w:cstheme="majorHAnsi"/>
+                <w:shd w:val="clear" w:color="auto" w:fill="EBEEF2"/>
+              </w:rPr>
+              <w:t>created_at</w:t>
+            </w:r>
+            <w:proofErr w:type="spellEnd"/>
+          </w:p>
+        </w:tc>
+        <w:tc>
+          <w:tcPr>
+            <w:tcW w:w="3117" w:type="dxa"/>
+          </w:tcPr>
+          <w:p>
+            <w:pPr>
+              <w:jc w:val="center"/>
+            </w:pPr>
+            <w:r>
+              <w:t>Timestamp</w:t>
+            </w:r>
+          </w:p>
+        </w:tc>
+        <w:tc>
+          <w:tcPr>
+            <w:tcW w:w="3117" w:type="dxa"/>
+          </w:tcPr>
+          <w:p>
+            <w:pPr>
+              <w:rPr>
+                <w:color w:val="4472C4" w:themeColor="accent1"/>
+              </w:rPr>
+            </w:pPr>
+          </w:p>
+        </w:tc>
+      </w:tr>
+      <w:tr>
+        <w:tc>
+          <w:tcPr>
+            <w:tcW w:w="3116" w:type="dxa"/>
+          </w:tcPr>
+          <w:p>
+            <w:pPr>
+              <w:jc w:val="center"/>
+              <w:rPr>
+                <w:rFonts w:asciiTheme="majorHAnsi" w:hAnsiTheme="majorHAnsi" w:cstheme="majorHAnsi"/>
+              </w:rPr>
+            </w:pPr>
+            <w:proofErr w:type="spellStart"/>
+            <w:r>
+              <w:rPr>
+                <w:rFonts w:asciiTheme="majorHAnsi" w:hAnsiTheme="majorHAnsi" w:cstheme="majorHAnsi"/>
+                <w:shd w:val="clear" w:color="auto" w:fill="EBEEF2"/>
+              </w:rPr>
+              <w:t>updated_at</w:t>
+            </w:r>
+            <w:proofErr w:type="spellEnd"/>
+          </w:p>
+        </w:tc>
+        <w:tc>
+          <w:tcPr>
+            <w:tcW w:w="3117" w:type="dxa"/>
+          </w:tcPr>
+          <w:p>
+            <w:pPr>
+              <w:jc w:val="center"/>
+            </w:pPr>
+            <w:r>
+              <w:t>Timestamp</w:t>
+            </w:r>
+          </w:p>
+        </w:tc>
+        <w:tc>
+          <w:tcPr>
+            <w:tcW w:w="3117" w:type="dxa"/>
+          </w:tcPr>
+          <w:p>
+            <w:pPr>
+              <w:rPr>
+                <w:color w:val="4472C4" w:themeColor="accent1"/>
+              </w:rPr>
+            </w:pPr>
+          </w:p>
+        </w:tc>
+      </w:tr>
+      <w:tr>
+        <w:tc>
+          <w:tcPr>
+            <w:tcW w:w="3116" w:type="dxa"/>
+          </w:tcPr>
+          <w:p>
+            <w:pPr>
+              <w:jc w:val="center"/>
+              <w:rPr>
+                <w:rFonts w:asciiTheme="majorHAnsi" w:hAnsiTheme="majorHAnsi" w:cstheme="majorHAnsi"/>
+              </w:rPr>
+            </w:pPr>
+            <w:proofErr w:type="spellStart"/>
+            <w:r>
+              <w:rPr>
+                <w:rFonts w:asciiTheme="majorHAnsi" w:hAnsiTheme="majorHAnsi" w:cstheme="majorHAnsi"/>
+                <w:shd w:val="clear" w:color="auto" w:fill="EBEEF2"/>
+              </w:rPr>
+              <w:t>created_by</w:t>
+            </w:r>
+            <w:proofErr w:type="spellEnd"/>
+          </w:p>
+        </w:tc>
+        <w:tc>
+          <w:tcPr>
+            <w:tcW w:w="3117" w:type="dxa"/>
+          </w:tcPr>
+          <w:p>
+            <w:pPr>
+              <w:jc w:val="center"/>
+            </w:pPr>
+            <w:r>
+              <w:rPr>
+                <w:rFonts w:cstheme="minorHAnsi"/>
+                <w:shd w:val="clear" w:color="auto" w:fill="FFFFFF"/>
+              </w:rPr>
+              <w:t>INT (11)</w:t>
+            </w:r>
+          </w:p>
+        </w:tc>
+        <w:tc>
+          <w:tcPr>
+            <w:tcW w:w="3117" w:type="dxa"/>
+          </w:tcPr>
+          <w:p>
+            <w:pPr>
+              <w:rPr>
+                <w:color w:val="4472C4" w:themeColor="accent1"/>
+              </w:rPr>
+            </w:pPr>
+          </w:p>
+        </w:tc>
+      </w:tr>
+      <w:tr>
+        <w:tc>
+          <w:tcPr>
+            <w:tcW w:w="3116" w:type="dxa"/>
+          </w:tcPr>
+          <w:p>
+            <w:pPr>
+              <w:jc w:val="center"/>
+              <w:rPr>
+                <w:rFonts w:asciiTheme="majorHAnsi" w:hAnsiTheme="majorHAnsi" w:cstheme="majorHAnsi"/>
+                <w:shd w:val="clear" w:color="auto" w:fill="EBEEF2"/>
+              </w:rPr>
+            </w:pPr>
+            <w:proofErr w:type="spellStart"/>
+            <w:r>
+              <w:rPr>
+                <w:rFonts w:asciiTheme="majorHAnsi" w:hAnsiTheme="majorHAnsi" w:cstheme="majorHAnsi"/>
+                <w:shd w:val="clear" w:color="auto" w:fill="EBEEF2"/>
+              </w:rPr>
+              <w:t>updated_by</w:t>
+            </w:r>
+            <w:proofErr w:type="spellEnd"/>
+          </w:p>
+        </w:tc>
+        <w:tc>
+          <w:tcPr>
+            <w:tcW w:w="3117" w:type="dxa"/>
+          </w:tcPr>
+          <w:p>
+            <w:pPr>
+              <w:jc w:val="center"/>
+            </w:pPr>
+            <w:r>
+              <w:rPr>
+                <w:rFonts w:cstheme="minorHAnsi"/>
+                <w:shd w:val="clear" w:color="auto" w:fill="FFFFFF"/>
+              </w:rPr>
+              <w:t>INT (11)</w:t>
+            </w:r>
+          </w:p>
+        </w:tc>
+        <w:tc>
+          <w:tcPr>
+            <w:tcW w:w="3117" w:type="dxa"/>
+          </w:tcPr>
+          <w:p>
+            <w:pPr>
+              <w:rPr>
+                <w:color w:val="4472C4" w:themeColor="accent1"/>
+              </w:rPr>
+            </w:pPr>
+          </w:p>
+        </w:tc>
+      </w:tr>
+      <w:tr>
+        <w:tc>
+          <w:tcPr>
+            <w:tcW w:w="3116" w:type="dxa"/>
+          </w:tcPr>
+          <w:p>
+            <w:pPr>
+              <w:jc w:val="center"/>
+              <w:rPr>
+                <w:rFonts w:asciiTheme="majorHAnsi" w:hAnsiTheme="majorHAnsi" w:cstheme="majorHAnsi"/>
+                <w:shd w:val="clear" w:color="auto" w:fill="EBEEF2"/>
+              </w:rPr>
+            </w:pPr>
+            <w:proofErr w:type="spellStart"/>
+            <w:r>
+              <w:rPr>
+                <w:rFonts w:asciiTheme="majorHAnsi" w:hAnsiTheme="majorHAnsi" w:cstheme="majorHAnsi"/>
+                <w:shd w:val="clear" w:color="auto" w:fill="EBEEF2"/>
+              </w:rPr>
+              <w:t>deleted_at</w:t>
+            </w:r>
+            <w:proofErr w:type="spellEnd"/>
+          </w:p>
+        </w:tc>
+        <w:tc>
+          <w:tcPr>
+            <w:tcW w:w="3117" w:type="dxa"/>
+          </w:tcPr>
+          <w:p>
+            <w:pPr>
+              <w:jc w:val="center"/>
+            </w:pPr>
+            <w:r>
+              <w:t>Timestamp</w:t>
+            </w:r>
+          </w:p>
+        </w:tc>
+        <w:tc>
+          <w:tcPr>
+            <w:tcW w:w="3117" w:type="dxa"/>
+          </w:tcPr>
+          <w:p>
+            <w:pPr>
+              <w:rPr>
+                <w:color w:val="4472C4" w:themeColor="accent1"/>
+              </w:rPr>
+            </w:pPr>
+          </w:p>
+        </w:tc>
+      </w:tr>
+    </w:tbl>
+    <w:p>
+      <w:pPr>
+        <w:rPr>
+          <w:color w:val="4472C4" w:themeColor="accent1"/>
+        </w:rPr>
+      </w:pPr>
+    </w:p>
+    <w:p>
+      <w:pPr>
+        <w:rPr>
+          <w:color w:val="4472C4" w:themeColor="accent1"/>
+        </w:rPr>
+      </w:pPr>
+    </w:p>
+    <w:p>
+      <w:pPr>
+        <w:rPr>
+          <w:color w:val="4472C4" w:themeColor="accent1"/>
+        </w:rPr>
+      </w:pPr>
+    </w:p>
+    <w:p>
+      <w:pPr>
+        <w:rPr>
+          <w:color w:val="4472C4" w:themeColor="accent1"/>
+          <w:sz w:val="36"/>
+          <w:szCs w:val="36"/>
+        </w:rPr>
+      </w:pPr>
+      <w:r>
+        <w:rPr>
+          <w:color w:val="4472C4" w:themeColor="accent1"/>
+          <w:sz w:val="36"/>
+          <w:szCs w:val="36"/>
+        </w:rPr>
+        <w:t>1</w:t>
+      </w:r>
+      <w:r>
+        <w:rPr>
+          <w:color w:val="4472C4" w:themeColor="accent1"/>
+          <w:sz w:val="36"/>
+          <w:szCs w:val="36"/>
+        </w:rPr>
+        <w:t>5</w:t>
+      </w:r>
+      <w:r>
+        <w:rPr>
+          <w:color w:val="4472C4" w:themeColor="accent1"/>
+          <w:sz w:val="36"/>
+          <w:szCs w:val="36"/>
+        </w:rPr>
+        <w:t>.notifications</w:t>
       </w:r>
     </w:p>
     <w:tbl>
